--- a/instructors/microbit code.docx
+++ b/instructors/microbit code.docx
@@ -1,9 +1,10 @@
 
 <file path=word/document.xml><?xml version="1.0" encoding="utf-8"?>
-<w:document xmlns:mc="http://schemas.openxmlformats.org/markup-compatibility/2006" xmlns:o="urn:schemas-microsoft-com:office:office" xmlns:r="http://schemas.openxmlformats.org/officeDocument/2006/relationships" xmlns:m="http://schemas.openxmlformats.org/officeDocument/2006/math" xmlns:v="urn:schemas-microsoft-com:vml" xmlns:wp="http://schemas.openxmlformats.org/drawingml/2006/wordprocessingDrawing" xmlns:w10="urn:schemas-microsoft-com:office:word" xmlns:w="http://schemas.openxmlformats.org/wordprocessingml/2006/main" xmlns:wne="http://schemas.microsoft.com/office/word/2006/wordml" xmlns:sl="http://schemas.openxmlformats.org/schemaLibrary/2006/main" xmlns:a="http://schemas.openxmlformats.org/drawingml/2006/main" xmlns:pic="http://schemas.openxmlformats.org/drawingml/2006/picture" xmlns:c="http://schemas.openxmlformats.org/drawingml/2006/chart" xmlns:lc="http://schemas.openxmlformats.org/drawingml/2006/lockedCanvas" xmlns:dgm="http://schemas.openxmlformats.org/drawingml/2006/diagram" xmlns:wps="http://schemas.microsoft.com/office/word/2010/wordprocessingShape" xmlns:wpg="http://schemas.microsoft.com/office/word/2010/wordprocessingGroup" xmlns:w14="http://schemas.microsoft.com/office/word/2010/wordml" xmlns:w15="http://schemas.microsoft.com/office/word/2012/wordml">
+<w:document xmlns:mc="http://schemas.openxmlformats.org/markup-compatibility/2006" xmlns:o="urn:schemas-microsoft-com:office:office" xmlns:r="http://schemas.openxmlformats.org/officeDocument/2006/relationships" xmlns:m="http://schemas.openxmlformats.org/officeDocument/2006/math" xmlns:v="urn:schemas-microsoft-com:vml" xmlns:wp="http://schemas.openxmlformats.org/drawingml/2006/wordprocessingDrawing" xmlns:w10="urn:schemas-microsoft-com:office:word" xmlns:w="http://schemas.openxmlformats.org/wordprocessingml/2006/main" xmlns:wne="http://schemas.microsoft.com/office/word/2006/wordml" xmlns:sl="http://schemas.openxmlformats.org/schemaLibrary/2006/main" xmlns:a="http://schemas.openxmlformats.org/drawingml/2006/main" xmlns:pic="http://schemas.openxmlformats.org/drawingml/2006/picture" xmlns:c="http://schemas.openxmlformats.org/drawingml/2006/chart" xmlns:lc="http://schemas.openxmlformats.org/drawingml/2006/lockedCanvas" xmlns:dgm="http://schemas.openxmlformats.org/drawingml/2006/diagram" xmlns:wps="http://schemas.microsoft.com/office/word/2010/wordprocessingShape" xmlns:wpg="http://schemas.microsoft.com/office/word/2010/wordprocessingGroup" xmlns:w14="http://schemas.microsoft.com/office/word/2010/wordml" xmlns:w15="http://schemas.microsoft.com/office/word/2012/wordml" xmlns:w16="http://schemas.microsoft.com/office/word/2018/wordml" xmlns:w16cex="http://schemas.microsoft.com/office/word/2018/wordml/cex" xmlns:w16cid="http://schemas.microsoft.com/office/word/2016/wordml/cid" xmlns="http://schemas.microsoft.com/office/tasks/2019/documenttasks" xmlns:cr="http://schemas.microsoft.com/office/comments/2020/reactions">
   <w:body>
     <w:p>
       <w:pPr>
+        <w:pageBreakBefore w:val="0"/>
         <w:rPr>
           <w:rFonts w:ascii="Courier New" w:cs="Courier New" w:eastAsia="Courier New" w:hAnsi="Courier New"/>
         </w:rPr>
@@ -18,6 +19,7 @@
     </w:p>
     <w:p>
       <w:pPr>
+        <w:pageBreakBefore w:val="0"/>
         <w:rPr>
           <w:rFonts w:ascii="Courier New" w:cs="Courier New" w:eastAsia="Courier New" w:hAnsi="Courier New"/>
         </w:rPr>
@@ -32,6 +34,7 @@
     </w:p>
     <w:p>
       <w:pPr>
+        <w:pageBreakBefore w:val="0"/>
         <w:rPr>
           <w:rFonts w:ascii="Courier New" w:cs="Courier New" w:eastAsia="Courier New" w:hAnsi="Courier New"/>
         </w:rPr>
@@ -46,6 +49,7 @@
     </w:p>
     <w:p>
       <w:pPr>
+        <w:pageBreakBefore w:val="0"/>
         <w:rPr>
           <w:rFonts w:ascii="Courier New" w:cs="Courier New" w:eastAsia="Courier New" w:hAnsi="Courier New"/>
         </w:rPr>
@@ -60,18 +64,20 @@
     </w:p>
     <w:p>
       <w:pPr>
-        <w:rPr>
-          <w:rFonts w:ascii="Courier New" w:cs="Courier New" w:eastAsia="Courier New" w:hAnsi="Courier New"/>
-        </w:rPr>
-      </w:pPr>
-      <w:r>
-        <w:rPr>
-          <w:rtl w:val="0"/>
-        </w:rPr>
-      </w:r>
-    </w:p>
-    <w:p>
-      <w:pPr>
+        <w:pageBreakBefore w:val="0"/>
+        <w:rPr>
+          <w:rFonts w:ascii="Courier New" w:cs="Courier New" w:eastAsia="Courier New" w:hAnsi="Courier New"/>
+        </w:rPr>
+      </w:pPr>
+      <w:r>
+        <w:rPr>
+          <w:rtl w:val="0"/>
+        </w:rPr>
+      </w:r>
+    </w:p>
+    <w:p>
+      <w:pPr>
+        <w:pageBreakBefore w:val="0"/>
         <w:rPr>
           <w:rFonts w:ascii="Courier New" w:cs="Courier New" w:eastAsia="Courier New" w:hAnsi="Courier New"/>
         </w:rPr>
@@ -87,6 +93,7 @@
     </w:p>
     <w:p>
       <w:pPr>
+        <w:pageBreakBefore w:val="0"/>
         <w:rPr>
           <w:rFonts w:ascii="Courier New" w:cs="Courier New" w:eastAsia="Courier New" w:hAnsi="Courier New"/>
         </w:rPr>
@@ -101,30 +108,33 @@
     </w:p>
     <w:p>
       <w:pPr>
-        <w:rPr>
-          <w:rFonts w:ascii="Courier New" w:cs="Courier New" w:eastAsia="Courier New" w:hAnsi="Courier New"/>
-        </w:rPr>
-      </w:pPr>
-      <w:r>
-        <w:rPr>
-          <w:rtl w:val="0"/>
-        </w:rPr>
-      </w:r>
-    </w:p>
-    <w:p>
-      <w:pPr>
-        <w:rPr>
-          <w:rFonts w:ascii="Courier New" w:cs="Courier New" w:eastAsia="Courier New" w:hAnsi="Courier New"/>
-        </w:rPr>
-      </w:pPr>
-      <w:r>
-        <w:rPr>
-          <w:rtl w:val="0"/>
-        </w:rPr>
-      </w:r>
-    </w:p>
-    <w:p>
-      <w:pPr>
+        <w:pageBreakBefore w:val="0"/>
+        <w:rPr>
+          <w:rFonts w:ascii="Courier New" w:cs="Courier New" w:eastAsia="Courier New" w:hAnsi="Courier New"/>
+        </w:rPr>
+      </w:pPr>
+      <w:r>
+        <w:rPr>
+          <w:rtl w:val="0"/>
+        </w:rPr>
+      </w:r>
+    </w:p>
+    <w:p>
+      <w:pPr>
+        <w:pageBreakBefore w:val="0"/>
+        <w:rPr>
+          <w:rFonts w:ascii="Courier New" w:cs="Courier New" w:eastAsia="Courier New" w:hAnsi="Courier New"/>
+        </w:rPr>
+      </w:pPr>
+      <w:r>
+        <w:rPr>
+          <w:rtl w:val="0"/>
+        </w:rPr>
+      </w:r>
+    </w:p>
+    <w:p>
+      <w:pPr>
+        <w:pageBreakBefore w:val="0"/>
         <w:rPr>
           <w:rFonts w:ascii="Courier New" w:cs="Courier New" w:eastAsia="Courier New" w:hAnsi="Courier New"/>
         </w:rPr>
@@ -139,6 +149,7 @@
     </w:p>
     <w:p>
       <w:pPr>
+        <w:pageBreakBefore w:val="0"/>
         <w:rPr>
           <w:rFonts w:ascii="Courier New" w:cs="Courier New" w:eastAsia="Courier New" w:hAnsi="Courier New"/>
         </w:rPr>
@@ -153,6 +164,7 @@
     </w:p>
     <w:p>
       <w:pPr>
+        <w:pageBreakBefore w:val="0"/>
         <w:rPr>
           <w:rFonts w:ascii="Courier New" w:cs="Courier New" w:eastAsia="Courier New" w:hAnsi="Courier New"/>
         </w:rPr>
@@ -167,6 +179,7 @@
     </w:p>
     <w:p>
       <w:pPr>
+        <w:pageBreakBefore w:val="0"/>
         <w:rPr>
           <w:rFonts w:ascii="Courier New" w:cs="Courier New" w:eastAsia="Courier New" w:hAnsi="Courier New"/>
         </w:rPr>
@@ -181,6 +194,7 @@
     </w:p>
     <w:p>
       <w:pPr>
+        <w:pageBreakBefore w:val="0"/>
         <w:rPr>
           <w:rFonts w:ascii="Courier New" w:cs="Courier New" w:eastAsia="Courier New" w:hAnsi="Courier New"/>
         </w:rPr>
@@ -195,6 +209,7 @@
     </w:p>
     <w:p>
       <w:pPr>
+        <w:pageBreakBefore w:val="0"/>
         <w:rPr>
           <w:rFonts w:ascii="Courier New" w:cs="Courier New" w:eastAsia="Courier New" w:hAnsi="Courier New"/>
         </w:rPr>
@@ -209,42 +224,46 @@
     </w:p>
     <w:p>
       <w:pPr>
-        <w:rPr>
-          <w:rFonts w:ascii="Courier New" w:cs="Courier New" w:eastAsia="Courier New" w:hAnsi="Courier New"/>
-        </w:rPr>
-      </w:pPr>
-      <w:r>
-        <w:rPr>
-          <w:rtl w:val="0"/>
-        </w:rPr>
-      </w:r>
-    </w:p>
-    <w:p>
-      <w:pPr>
-        <w:rPr>
-          <w:rFonts w:ascii="Courier New" w:cs="Courier New" w:eastAsia="Courier New" w:hAnsi="Courier New"/>
-        </w:rPr>
-      </w:pPr>
-      <w:r>
-        <w:rPr>
-          <w:rtl w:val="0"/>
-        </w:rPr>
-      </w:r>
-    </w:p>
-    <w:p>
-      <w:pPr>
-        <w:rPr>
-          <w:rFonts w:ascii="Courier New" w:cs="Courier New" w:eastAsia="Courier New" w:hAnsi="Courier New"/>
-        </w:rPr>
-      </w:pPr>
-      <w:r>
-        <w:rPr>
-          <w:rtl w:val="0"/>
-        </w:rPr>
-      </w:r>
-    </w:p>
-    <w:p>
-      <w:pPr>
+        <w:pageBreakBefore w:val="0"/>
+        <w:rPr>
+          <w:rFonts w:ascii="Courier New" w:cs="Courier New" w:eastAsia="Courier New" w:hAnsi="Courier New"/>
+        </w:rPr>
+      </w:pPr>
+      <w:r>
+        <w:rPr>
+          <w:rtl w:val="0"/>
+        </w:rPr>
+      </w:r>
+    </w:p>
+    <w:p>
+      <w:pPr>
+        <w:pageBreakBefore w:val="0"/>
+        <w:rPr>
+          <w:rFonts w:ascii="Courier New" w:cs="Courier New" w:eastAsia="Courier New" w:hAnsi="Courier New"/>
+        </w:rPr>
+      </w:pPr>
+      <w:r>
+        <w:rPr>
+          <w:rtl w:val="0"/>
+        </w:rPr>
+      </w:r>
+    </w:p>
+    <w:p>
+      <w:pPr>
+        <w:pageBreakBefore w:val="0"/>
+        <w:rPr>
+          <w:rFonts w:ascii="Courier New" w:cs="Courier New" w:eastAsia="Courier New" w:hAnsi="Courier New"/>
+        </w:rPr>
+      </w:pPr>
+      <w:r>
+        <w:rPr>
+          <w:rtl w:val="0"/>
+        </w:rPr>
+      </w:r>
+    </w:p>
+    <w:p>
+      <w:pPr>
+        <w:pageBreakBefore w:val="0"/>
         <w:rPr>
           <w:rFonts w:ascii="Courier New" w:cs="Courier New" w:eastAsia="Courier New" w:hAnsi="Courier New"/>
         </w:rPr>
@@ -259,6 +278,7 @@
     </w:p>
     <w:p>
       <w:pPr>
+        <w:pageBreakBefore w:val="0"/>
         <w:rPr>
           <w:rFonts w:ascii="Courier New" w:cs="Courier New" w:eastAsia="Courier New" w:hAnsi="Courier New"/>
         </w:rPr>
@@ -273,6 +293,7 @@
     </w:p>
     <w:p>
       <w:pPr>
+        <w:pageBreakBefore w:val="0"/>
         <w:rPr>
           <w:rFonts w:ascii="Courier New" w:cs="Courier New" w:eastAsia="Courier New" w:hAnsi="Courier New"/>
         </w:rPr>
@@ -287,6 +308,7 @@
     </w:p>
     <w:p>
       <w:pPr>
+        <w:pageBreakBefore w:val="0"/>
         <w:rPr>
           <w:rFonts w:ascii="Courier New" w:cs="Courier New" w:eastAsia="Courier New" w:hAnsi="Courier New"/>
         </w:rPr>
@@ -301,6 +323,7 @@
     </w:p>
     <w:p>
       <w:pPr>
+        <w:pageBreakBefore w:val="0"/>
         <w:rPr>
           <w:rFonts w:ascii="Courier New" w:cs="Courier New" w:eastAsia="Courier New" w:hAnsi="Courier New"/>
         </w:rPr>
@@ -315,6 +338,7 @@
     </w:p>
     <w:p>
       <w:pPr>
+        <w:pageBreakBefore w:val="0"/>
         <w:rPr>
           <w:rFonts w:ascii="Courier New" w:cs="Courier New" w:eastAsia="Courier New" w:hAnsi="Courier New"/>
         </w:rPr>
@@ -329,6 +353,7 @@
     </w:p>
     <w:p>
       <w:pPr>
+        <w:pageBreakBefore w:val="0"/>
         <w:rPr>
           <w:rFonts w:ascii="Courier New" w:cs="Courier New" w:eastAsia="Courier New" w:hAnsi="Courier New"/>
         </w:rPr>
@@ -343,30 +368,33 @@
     </w:p>
     <w:p>
       <w:pPr>
-        <w:rPr>
-          <w:rFonts w:ascii="Courier New" w:cs="Courier New" w:eastAsia="Courier New" w:hAnsi="Courier New"/>
-        </w:rPr>
-      </w:pPr>
-      <w:r>
-        <w:rPr>
-          <w:rtl w:val="0"/>
-        </w:rPr>
-      </w:r>
-    </w:p>
-    <w:p>
-      <w:pPr>
-        <w:rPr>
-          <w:rFonts w:ascii="Courier New" w:cs="Courier New" w:eastAsia="Courier New" w:hAnsi="Courier New"/>
-        </w:rPr>
-      </w:pPr>
-      <w:r>
-        <w:rPr>
-          <w:rtl w:val="0"/>
-        </w:rPr>
-      </w:r>
-    </w:p>
-    <w:p>
-      <w:pPr>
+        <w:pageBreakBefore w:val="0"/>
+        <w:rPr>
+          <w:rFonts w:ascii="Courier New" w:cs="Courier New" w:eastAsia="Courier New" w:hAnsi="Courier New"/>
+        </w:rPr>
+      </w:pPr>
+      <w:r>
+        <w:rPr>
+          <w:rtl w:val="0"/>
+        </w:rPr>
+      </w:r>
+    </w:p>
+    <w:p>
+      <w:pPr>
+        <w:pageBreakBefore w:val="0"/>
+        <w:rPr>
+          <w:rFonts w:ascii="Courier New" w:cs="Courier New" w:eastAsia="Courier New" w:hAnsi="Courier New"/>
+        </w:rPr>
+      </w:pPr>
+      <w:r>
+        <w:rPr>
+          <w:rtl w:val="0"/>
+        </w:rPr>
+      </w:r>
+    </w:p>
+    <w:p>
+      <w:pPr>
+        <w:pageBreakBefore w:val="0"/>
         <w:rPr>
           <w:rFonts w:ascii="Courier New" w:cs="Courier New" w:eastAsia="Courier New" w:hAnsi="Courier New"/>
         </w:rPr>
@@ -381,18 +409,20 @@
     </w:p>
     <w:p>
       <w:pPr>
-        <w:rPr>
-          <w:rFonts w:ascii="Courier New" w:cs="Courier New" w:eastAsia="Courier New" w:hAnsi="Courier New"/>
-        </w:rPr>
-      </w:pPr>
-      <w:r>
-        <w:rPr>
-          <w:rtl w:val="0"/>
-        </w:rPr>
-      </w:r>
-    </w:p>
-    <w:p>
-      <w:pPr>
+        <w:pageBreakBefore w:val="0"/>
+        <w:rPr>
+          <w:rFonts w:ascii="Courier New" w:cs="Courier New" w:eastAsia="Courier New" w:hAnsi="Courier New"/>
+        </w:rPr>
+      </w:pPr>
+      <w:r>
+        <w:rPr>
+          <w:rtl w:val="0"/>
+        </w:rPr>
+      </w:r>
+    </w:p>
+    <w:p>
+      <w:pPr>
+        <w:pageBreakBefore w:val="0"/>
         <w:rPr>
           <w:rFonts w:ascii="Courier New" w:cs="Courier New" w:eastAsia="Courier New" w:hAnsi="Courier New"/>
         </w:rPr>
@@ -407,6 +437,7 @@
     </w:p>
     <w:p>
       <w:pPr>
+        <w:pageBreakBefore w:val="0"/>
         <w:rPr>
           <w:rFonts w:ascii="Courier New" w:cs="Courier New" w:eastAsia="Courier New" w:hAnsi="Courier New"/>
         </w:rPr>
@@ -421,18 +452,20 @@
     </w:p>
     <w:p>
       <w:pPr>
-        <w:rPr>
-          <w:rFonts w:ascii="Courier New" w:cs="Courier New" w:eastAsia="Courier New" w:hAnsi="Courier New"/>
-        </w:rPr>
-      </w:pPr>
-      <w:r>
-        <w:rPr>
-          <w:rtl w:val="0"/>
-        </w:rPr>
-      </w:r>
-    </w:p>
-    <w:p>
-      <w:pPr>
+        <w:pageBreakBefore w:val="0"/>
+        <w:rPr>
+          <w:rFonts w:ascii="Courier New" w:cs="Courier New" w:eastAsia="Courier New" w:hAnsi="Courier New"/>
+        </w:rPr>
+      </w:pPr>
+      <w:r>
+        <w:rPr>
+          <w:rtl w:val="0"/>
+        </w:rPr>
+      </w:r>
+    </w:p>
+    <w:p>
+      <w:pPr>
+        <w:pageBreakBefore w:val="0"/>
         <w:rPr>
           <w:rFonts w:ascii="Courier New" w:cs="Courier New" w:eastAsia="Courier New" w:hAnsi="Courier New"/>
         </w:rPr>
@@ -447,6 +480,7 @@
     </w:p>
     <w:p>
       <w:pPr>
+        <w:pageBreakBefore w:val="0"/>
         <w:rPr>
           <w:rFonts w:ascii="Courier New" w:cs="Courier New" w:eastAsia="Courier New" w:hAnsi="Courier New"/>
         </w:rPr>
@@ -461,6 +495,7 @@
     </w:p>
     <w:p>
       <w:pPr>
+        <w:pageBreakBefore w:val="0"/>
         <w:rPr>
           <w:rFonts w:ascii="Courier New" w:cs="Courier New" w:eastAsia="Courier New" w:hAnsi="Courier New"/>
         </w:rPr>
@@ -475,6 +510,7 @@
     </w:p>
     <w:p>
       <w:pPr>
+        <w:pageBreakBefore w:val="0"/>
         <w:rPr>
           <w:rFonts w:ascii="Courier New" w:cs="Courier New" w:eastAsia="Courier New" w:hAnsi="Courier New"/>
         </w:rPr>
@@ -489,6 +525,7 @@
     </w:p>
     <w:p>
       <w:pPr>
+        <w:pageBreakBefore w:val="0"/>
         <w:rPr>
           <w:rFonts w:ascii="Courier New" w:cs="Courier New" w:eastAsia="Courier New" w:hAnsi="Courier New"/>
         </w:rPr>
@@ -503,6 +540,7 @@
     </w:p>
     <w:p>
       <w:pPr>
+        <w:pageBreakBefore w:val="0"/>
         <w:rPr>
           <w:rFonts w:ascii="Courier New" w:cs="Courier New" w:eastAsia="Courier New" w:hAnsi="Courier New"/>
         </w:rPr>
@@ -517,6 +555,7 @@
     </w:p>
     <w:p>
       <w:pPr>
+        <w:pageBreakBefore w:val="0"/>
         <w:rPr>
           <w:rFonts w:ascii="Courier New" w:cs="Courier New" w:eastAsia="Courier New" w:hAnsi="Courier New"/>
         </w:rPr>
@@ -531,6 +570,7 @@
     </w:p>
     <w:p>
       <w:pPr>
+        <w:pageBreakBefore w:val="0"/>
         <w:rPr>
           <w:rFonts w:ascii="Courier New" w:cs="Courier New" w:eastAsia="Courier New" w:hAnsi="Courier New"/>
         </w:rPr>
@@ -545,6 +585,7 @@
     </w:p>
     <w:p>
       <w:pPr>
+        <w:pageBreakBefore w:val="0"/>
         <w:rPr>
           <w:rFonts w:ascii="Courier New" w:cs="Courier New" w:eastAsia="Courier New" w:hAnsi="Courier New"/>
         </w:rPr>
@@ -559,18 +600,20 @@
     </w:p>
     <w:p>
       <w:pPr>
-        <w:rPr>
-          <w:rFonts w:ascii="Courier New" w:cs="Courier New" w:eastAsia="Courier New" w:hAnsi="Courier New"/>
-        </w:rPr>
-      </w:pPr>
-      <w:r>
-        <w:rPr>
-          <w:rtl w:val="0"/>
-        </w:rPr>
-      </w:r>
-    </w:p>
-    <w:p>
-      <w:pPr>
+        <w:pageBreakBefore w:val="0"/>
+        <w:rPr>
+          <w:rFonts w:ascii="Courier New" w:cs="Courier New" w:eastAsia="Courier New" w:hAnsi="Courier New"/>
+        </w:rPr>
+      </w:pPr>
+      <w:r>
+        <w:rPr>
+          <w:rtl w:val="0"/>
+        </w:rPr>
+      </w:r>
+    </w:p>
+    <w:p>
+      <w:pPr>
+        <w:pageBreakBefore w:val="0"/>
         <w:rPr>
           <w:rFonts w:ascii="Courier New" w:cs="Courier New" w:eastAsia="Courier New" w:hAnsi="Courier New"/>
         </w:rPr>
@@ -586,6 +629,7 @@
     </w:p>
     <w:p>
       <w:pPr>
+        <w:pageBreakBefore w:val="0"/>
         <w:rPr>
           <w:rFonts w:ascii="Courier New" w:cs="Courier New" w:eastAsia="Courier New" w:hAnsi="Courier New"/>
         </w:rPr>
@@ -600,18 +644,20 @@
     </w:p>
     <w:p>
       <w:pPr>
-        <w:rPr>
-          <w:rFonts w:ascii="Courier New" w:cs="Courier New" w:eastAsia="Courier New" w:hAnsi="Courier New"/>
-        </w:rPr>
-      </w:pPr>
-      <w:r>
-        <w:rPr>
-          <w:rtl w:val="0"/>
-        </w:rPr>
-      </w:r>
-    </w:p>
-    <w:p>
-      <w:pPr>
+        <w:pageBreakBefore w:val="0"/>
+        <w:rPr>
+          <w:rFonts w:ascii="Courier New" w:cs="Courier New" w:eastAsia="Courier New" w:hAnsi="Courier New"/>
+        </w:rPr>
+      </w:pPr>
+      <w:r>
+        <w:rPr>
+          <w:rtl w:val="0"/>
+        </w:rPr>
+      </w:r>
+    </w:p>
+    <w:p>
+      <w:pPr>
+        <w:pageBreakBefore w:val="0"/>
         <w:rPr>
           <w:rFonts w:ascii="Courier New" w:cs="Courier New" w:eastAsia="Courier New" w:hAnsi="Courier New"/>
         </w:rPr>
@@ -626,6 +672,7 @@
     </w:p>
     <w:p>
       <w:pPr>
+        <w:pageBreakBefore w:val="0"/>
         <w:rPr>
           <w:rFonts w:ascii="Courier New" w:cs="Courier New" w:eastAsia="Courier New" w:hAnsi="Courier New"/>
         </w:rPr>
@@ -640,18 +687,20 @@
     </w:p>
     <w:p>
       <w:pPr>
-        <w:rPr>
-          <w:rFonts w:ascii="Courier New" w:cs="Courier New" w:eastAsia="Courier New" w:hAnsi="Courier New"/>
-        </w:rPr>
-      </w:pPr>
-      <w:r>
-        <w:rPr>
-          <w:rtl w:val="0"/>
-        </w:rPr>
-      </w:r>
-    </w:p>
-    <w:p>
-      <w:pPr>
+        <w:pageBreakBefore w:val="0"/>
+        <w:rPr>
+          <w:rFonts w:ascii="Courier New" w:cs="Courier New" w:eastAsia="Courier New" w:hAnsi="Courier New"/>
+        </w:rPr>
+      </w:pPr>
+      <w:r>
+        <w:rPr>
+          <w:rtl w:val="0"/>
+        </w:rPr>
+      </w:r>
+    </w:p>
+    <w:p>
+      <w:pPr>
+        <w:pageBreakBefore w:val="0"/>
         <w:rPr>
           <w:rFonts w:ascii="Courier New" w:cs="Courier New" w:eastAsia="Courier New" w:hAnsi="Courier New"/>
         </w:rPr>
@@ -666,6 +715,7 @@
     </w:p>
     <w:p>
       <w:pPr>
+        <w:pageBreakBefore w:val="0"/>
         <w:rPr>
           <w:rFonts w:ascii="Courier New" w:cs="Courier New" w:eastAsia="Courier New" w:hAnsi="Courier New"/>
         </w:rPr>
@@ -680,6 +730,7 @@
     </w:p>
     <w:p>
       <w:pPr>
+        <w:pageBreakBefore w:val="0"/>
         <w:rPr>
           <w:rFonts w:ascii="Courier New" w:cs="Courier New" w:eastAsia="Courier New" w:hAnsi="Courier New"/>
         </w:rPr>
@@ -694,6 +745,7 @@
     </w:p>
     <w:p>
       <w:pPr>
+        <w:pageBreakBefore w:val="0"/>
         <w:rPr>
           <w:rFonts w:ascii="Courier New" w:cs="Courier New" w:eastAsia="Courier New" w:hAnsi="Courier New"/>
         </w:rPr>
@@ -708,6 +760,7 @@
     </w:p>
     <w:p>
       <w:pPr>
+        <w:pageBreakBefore w:val="0"/>
         <w:rPr>
           <w:rFonts w:ascii="Courier New" w:cs="Courier New" w:eastAsia="Courier New" w:hAnsi="Courier New"/>
         </w:rPr>
@@ -722,6 +775,7 @@
     </w:p>
     <w:p>
       <w:pPr>
+        <w:pageBreakBefore w:val="0"/>
         <w:rPr>
           <w:rFonts w:ascii="Courier New" w:cs="Courier New" w:eastAsia="Courier New" w:hAnsi="Courier New"/>
         </w:rPr>
@@ -736,6 +790,7 @@
     </w:p>
     <w:p>
       <w:pPr>
+        <w:pageBreakBefore w:val="0"/>
         <w:rPr>
           <w:rFonts w:ascii="Courier New" w:cs="Courier New" w:eastAsia="Courier New" w:hAnsi="Courier New"/>
         </w:rPr>
@@ -750,6 +805,7 @@
     </w:p>
     <w:p>
       <w:pPr>
+        <w:pageBreakBefore w:val="0"/>
         <w:rPr>
           <w:rFonts w:ascii="Courier New" w:cs="Courier New" w:eastAsia="Courier New" w:hAnsi="Courier New"/>
         </w:rPr>
@@ -764,6 +820,7 @@
     </w:p>
     <w:p>
       <w:pPr>
+        <w:pageBreakBefore w:val="0"/>
         <w:rPr>
           <w:rFonts w:ascii="Courier New" w:cs="Courier New" w:eastAsia="Courier New" w:hAnsi="Courier New"/>
         </w:rPr>
@@ -778,18 +835,20 @@
     </w:p>
     <w:p>
       <w:pPr>
-        <w:rPr>
-          <w:rFonts w:ascii="Courier New" w:cs="Courier New" w:eastAsia="Courier New" w:hAnsi="Courier New"/>
-        </w:rPr>
-      </w:pPr>
-      <w:r>
-        <w:rPr>
-          <w:rtl w:val="0"/>
-        </w:rPr>
-      </w:r>
-    </w:p>
-    <w:p>
-      <w:pPr>
+        <w:pageBreakBefore w:val="0"/>
+        <w:rPr>
+          <w:rFonts w:ascii="Courier New" w:cs="Courier New" w:eastAsia="Courier New" w:hAnsi="Courier New"/>
+        </w:rPr>
+      </w:pPr>
+      <w:r>
+        <w:rPr>
+          <w:rtl w:val="0"/>
+        </w:rPr>
+      </w:r>
+    </w:p>
+    <w:p>
+      <w:pPr>
+        <w:pageBreakBefore w:val="0"/>
         <w:rPr>
           <w:rFonts w:ascii="Courier New" w:cs="Courier New" w:eastAsia="Courier New" w:hAnsi="Courier New"/>
         </w:rPr>
@@ -804,18 +863,20 @@
     </w:p>
     <w:p>
       <w:pPr>
-        <w:rPr>
-          <w:rFonts w:ascii="Courier New" w:cs="Courier New" w:eastAsia="Courier New" w:hAnsi="Courier New"/>
-        </w:rPr>
-      </w:pPr>
-      <w:r>
-        <w:rPr>
-          <w:rtl w:val="0"/>
-        </w:rPr>
-      </w:r>
-    </w:p>
-    <w:p>
-      <w:pPr>
+        <w:pageBreakBefore w:val="0"/>
+        <w:rPr>
+          <w:rFonts w:ascii="Courier New" w:cs="Courier New" w:eastAsia="Courier New" w:hAnsi="Courier New"/>
+        </w:rPr>
+      </w:pPr>
+      <w:r>
+        <w:rPr>
+          <w:rtl w:val="0"/>
+        </w:rPr>
+      </w:r>
+    </w:p>
+    <w:p>
+      <w:pPr>
+        <w:pageBreakBefore w:val="0"/>
         <w:rPr>
           <w:rFonts w:ascii="Courier New" w:cs="Courier New" w:eastAsia="Courier New" w:hAnsi="Courier New"/>
         </w:rPr>
@@ -830,6 +891,7 @@
     </w:p>
     <w:p>
       <w:pPr>
+        <w:pageBreakBefore w:val="0"/>
         <w:rPr>
           <w:rFonts w:ascii="Courier New" w:cs="Courier New" w:eastAsia="Courier New" w:hAnsi="Courier New"/>
         </w:rPr>
@@ -844,18 +906,20 @@
     </w:p>
     <w:p>
       <w:pPr>
-        <w:rPr>
-          <w:rFonts w:ascii="Courier New" w:cs="Courier New" w:eastAsia="Courier New" w:hAnsi="Courier New"/>
-        </w:rPr>
-      </w:pPr>
-      <w:r>
-        <w:rPr>
-          <w:rtl w:val="0"/>
-        </w:rPr>
-      </w:r>
-    </w:p>
-    <w:p>
-      <w:pPr>
+        <w:pageBreakBefore w:val="0"/>
+        <w:rPr>
+          <w:rFonts w:ascii="Courier New" w:cs="Courier New" w:eastAsia="Courier New" w:hAnsi="Courier New"/>
+        </w:rPr>
+      </w:pPr>
+      <w:r>
+        <w:rPr>
+          <w:rtl w:val="0"/>
+        </w:rPr>
+      </w:r>
+    </w:p>
+    <w:p>
+      <w:pPr>
+        <w:pageBreakBefore w:val="0"/>
         <w:rPr>
           <w:rFonts w:ascii="Courier New" w:cs="Courier New" w:eastAsia="Courier New" w:hAnsi="Courier New"/>
         </w:rPr>
@@ -870,6 +934,7 @@
     </w:p>
     <w:p>
       <w:pPr>
+        <w:pageBreakBefore w:val="0"/>
         <w:rPr>
           <w:rFonts w:ascii="Courier New" w:cs="Courier New" w:eastAsia="Courier New" w:hAnsi="Courier New"/>
         </w:rPr>
@@ -884,6 +949,7 @@
     </w:p>
     <w:p>
       <w:pPr>
+        <w:pageBreakBefore w:val="0"/>
         <w:rPr>
           <w:rFonts w:ascii="Courier New" w:cs="Courier New" w:eastAsia="Courier New" w:hAnsi="Courier New"/>
         </w:rPr>
@@ -898,6 +964,7 @@
     </w:p>
     <w:p>
       <w:pPr>
+        <w:pageBreakBefore w:val="0"/>
         <w:rPr>
           <w:rFonts w:ascii="Courier New" w:cs="Courier New" w:eastAsia="Courier New" w:hAnsi="Courier New"/>
         </w:rPr>
@@ -912,6 +979,7 @@
     </w:p>
     <w:p>
       <w:pPr>
+        <w:pageBreakBefore w:val="0"/>
         <w:rPr>
           <w:rFonts w:ascii="Courier New" w:cs="Courier New" w:eastAsia="Courier New" w:hAnsi="Courier New"/>
         </w:rPr>
@@ -926,6 +994,7 @@
     </w:p>
     <w:p>
       <w:pPr>
+        <w:pageBreakBefore w:val="0"/>
         <w:rPr>
           <w:rFonts w:ascii="Courier New" w:cs="Courier New" w:eastAsia="Courier New" w:hAnsi="Courier New"/>
         </w:rPr>
@@ -940,6 +1009,7 @@
     </w:p>
     <w:p>
       <w:pPr>
+        <w:pageBreakBefore w:val="0"/>
         <w:rPr>
           <w:rFonts w:ascii="Courier New" w:cs="Courier New" w:eastAsia="Courier New" w:hAnsi="Courier New"/>
         </w:rPr>
@@ -954,6 +1024,7 @@
     </w:p>
     <w:p>
       <w:pPr>
+        <w:pageBreakBefore w:val="0"/>
         <w:rPr>
           <w:rFonts w:ascii="Courier New" w:cs="Courier New" w:eastAsia="Courier New" w:hAnsi="Courier New"/>
         </w:rPr>
@@ -968,6 +1039,7 @@
     </w:p>
     <w:p>
       <w:pPr>
+        <w:pageBreakBefore w:val="0"/>
         <w:rPr>
           <w:rFonts w:ascii="Courier New" w:cs="Courier New" w:eastAsia="Courier New" w:hAnsi="Courier New"/>
         </w:rPr>
@@ -982,6 +1054,7 @@
     </w:p>
     <w:p>
       <w:pPr>
+        <w:pageBreakBefore w:val="0"/>
         <w:rPr>
           <w:rFonts w:ascii="Courier New" w:cs="Courier New" w:eastAsia="Courier New" w:hAnsi="Courier New"/>
         </w:rPr>
@@ -996,6 +1069,7 @@
     </w:p>
     <w:p>
       <w:pPr>
+        <w:pageBreakBefore w:val="0"/>
         <w:rPr>
           <w:rFonts w:ascii="Courier New" w:cs="Courier New" w:eastAsia="Courier New" w:hAnsi="Courier New"/>
         </w:rPr>
@@ -1010,6 +1084,7 @@
     </w:p>
     <w:p>
       <w:pPr>
+        <w:pageBreakBefore w:val="0"/>
         <w:rPr>
           <w:rFonts w:ascii="Courier New" w:cs="Courier New" w:eastAsia="Courier New" w:hAnsi="Courier New"/>
         </w:rPr>
@@ -1024,6 +1099,7 @@
     </w:p>
     <w:p>
       <w:pPr>
+        <w:pageBreakBefore w:val="0"/>
         <w:rPr>
           <w:rFonts w:ascii="Courier New" w:cs="Courier New" w:eastAsia="Courier New" w:hAnsi="Courier New"/>
         </w:rPr>
@@ -1038,6 +1114,7 @@
     </w:p>
     <w:p>
       <w:pPr>
+        <w:pageBreakBefore w:val="0"/>
         <w:rPr>
           <w:rFonts w:ascii="Courier New" w:cs="Courier New" w:eastAsia="Courier New" w:hAnsi="Courier New"/>
         </w:rPr>
@@ -1052,6 +1129,7 @@
     </w:p>
     <w:p>
       <w:pPr>
+        <w:pageBreakBefore w:val="0"/>
         <w:rPr>
           <w:rFonts w:ascii="Courier New" w:cs="Courier New" w:eastAsia="Courier New" w:hAnsi="Courier New"/>
         </w:rPr>
@@ -1066,6 +1144,7 @@
     </w:p>
     <w:p>
       <w:pPr>
+        <w:pageBreakBefore w:val="0"/>
         <w:rPr>
           <w:rFonts w:ascii="Courier New" w:cs="Courier New" w:eastAsia="Courier New" w:hAnsi="Courier New"/>
         </w:rPr>
@@ -1080,6 +1159,7 @@
     </w:p>
     <w:p>
       <w:pPr>
+        <w:pageBreakBefore w:val="0"/>
         <w:rPr>
           <w:rFonts w:ascii="Courier New" w:cs="Courier New" w:eastAsia="Courier New" w:hAnsi="Courier New"/>
         </w:rPr>
@@ -1094,102 +1174,111 @@
     </w:p>
     <w:p>
       <w:pPr>
-        <w:rPr>
-          <w:rFonts w:ascii="Courier New" w:cs="Courier New" w:eastAsia="Courier New" w:hAnsi="Courier New"/>
-        </w:rPr>
-      </w:pPr>
-      <w:r>
-        <w:rPr>
-          <w:rtl w:val="0"/>
-        </w:rPr>
-      </w:r>
-    </w:p>
-    <w:p>
-      <w:pPr>
-        <w:rPr>
-          <w:rFonts w:ascii="Courier New" w:cs="Courier New" w:eastAsia="Courier New" w:hAnsi="Courier New"/>
-        </w:rPr>
-      </w:pPr>
-      <w:r>
-        <w:rPr>
-          <w:rtl w:val="0"/>
-        </w:rPr>
-      </w:r>
-    </w:p>
-    <w:p>
-      <w:pPr>
-        <w:rPr>
-          <w:rFonts w:ascii="Courier New" w:cs="Courier New" w:eastAsia="Courier New" w:hAnsi="Courier New"/>
-        </w:rPr>
-      </w:pPr>
-      <w:r>
-        <w:rPr>
-          <w:rtl w:val="0"/>
-        </w:rPr>
-      </w:r>
-    </w:p>
-    <w:p>
-      <w:pPr>
-        <w:rPr>
-          <w:rFonts w:ascii="Courier New" w:cs="Courier New" w:eastAsia="Courier New" w:hAnsi="Courier New"/>
-        </w:rPr>
-      </w:pPr>
-      <w:r>
-        <w:rPr>
-          <w:rtl w:val="0"/>
-        </w:rPr>
-      </w:r>
-    </w:p>
-    <w:p>
-      <w:pPr>
-        <w:rPr>
-          <w:rFonts w:ascii="Courier New" w:cs="Courier New" w:eastAsia="Courier New" w:hAnsi="Courier New"/>
-        </w:rPr>
-      </w:pPr>
-      <w:r>
-        <w:rPr>
-          <w:rtl w:val="0"/>
-        </w:rPr>
-      </w:r>
-    </w:p>
-    <w:p>
-      <w:pPr>
-        <w:rPr>
-          <w:rFonts w:ascii="Courier New" w:cs="Courier New" w:eastAsia="Courier New" w:hAnsi="Courier New"/>
-        </w:rPr>
-      </w:pPr>
-      <w:r>
-        <w:rPr>
-          <w:rtl w:val="0"/>
-        </w:rPr>
-      </w:r>
-    </w:p>
-    <w:p>
-      <w:pPr>
-        <w:rPr>
-          <w:rFonts w:ascii="Courier New" w:cs="Courier New" w:eastAsia="Courier New" w:hAnsi="Courier New"/>
-        </w:rPr>
-      </w:pPr>
-      <w:r>
-        <w:rPr>
-          <w:rtl w:val="0"/>
-        </w:rPr>
-      </w:r>
-    </w:p>
-    <w:p>
-      <w:pPr>
-        <w:rPr>
-          <w:rFonts w:ascii="Courier New" w:cs="Courier New" w:eastAsia="Courier New" w:hAnsi="Courier New"/>
-        </w:rPr>
-      </w:pPr>
-      <w:r>
-        <w:rPr>
-          <w:rtl w:val="0"/>
-        </w:rPr>
-      </w:r>
-    </w:p>
-    <w:p>
-      <w:pPr>
+        <w:pageBreakBefore w:val="0"/>
+        <w:rPr>
+          <w:rFonts w:ascii="Courier New" w:cs="Courier New" w:eastAsia="Courier New" w:hAnsi="Courier New"/>
+        </w:rPr>
+      </w:pPr>
+      <w:r>
+        <w:rPr>
+          <w:rtl w:val="0"/>
+        </w:rPr>
+      </w:r>
+    </w:p>
+    <w:p>
+      <w:pPr>
+        <w:pageBreakBefore w:val="0"/>
+        <w:rPr>
+          <w:rFonts w:ascii="Courier New" w:cs="Courier New" w:eastAsia="Courier New" w:hAnsi="Courier New"/>
+        </w:rPr>
+      </w:pPr>
+      <w:r>
+        <w:rPr>
+          <w:rtl w:val="0"/>
+        </w:rPr>
+      </w:r>
+    </w:p>
+    <w:p>
+      <w:pPr>
+        <w:pageBreakBefore w:val="0"/>
+        <w:rPr>
+          <w:rFonts w:ascii="Courier New" w:cs="Courier New" w:eastAsia="Courier New" w:hAnsi="Courier New"/>
+        </w:rPr>
+      </w:pPr>
+      <w:r>
+        <w:rPr>
+          <w:rtl w:val="0"/>
+        </w:rPr>
+      </w:r>
+    </w:p>
+    <w:p>
+      <w:pPr>
+        <w:pageBreakBefore w:val="0"/>
+        <w:rPr>
+          <w:rFonts w:ascii="Courier New" w:cs="Courier New" w:eastAsia="Courier New" w:hAnsi="Courier New"/>
+        </w:rPr>
+      </w:pPr>
+      <w:r>
+        <w:rPr>
+          <w:rtl w:val="0"/>
+        </w:rPr>
+      </w:r>
+    </w:p>
+    <w:p>
+      <w:pPr>
+        <w:pageBreakBefore w:val="0"/>
+        <w:rPr>
+          <w:rFonts w:ascii="Courier New" w:cs="Courier New" w:eastAsia="Courier New" w:hAnsi="Courier New"/>
+        </w:rPr>
+      </w:pPr>
+      <w:r>
+        <w:rPr>
+          <w:rtl w:val="0"/>
+        </w:rPr>
+      </w:r>
+    </w:p>
+    <w:p>
+      <w:pPr>
+        <w:pageBreakBefore w:val="0"/>
+        <w:rPr>
+          <w:rFonts w:ascii="Courier New" w:cs="Courier New" w:eastAsia="Courier New" w:hAnsi="Courier New"/>
+        </w:rPr>
+      </w:pPr>
+      <w:r>
+        <w:rPr>
+          <w:rtl w:val="0"/>
+        </w:rPr>
+      </w:r>
+    </w:p>
+    <w:p>
+      <w:pPr>
+        <w:pageBreakBefore w:val="0"/>
+        <w:rPr>
+          <w:rFonts w:ascii="Courier New" w:cs="Courier New" w:eastAsia="Courier New" w:hAnsi="Courier New"/>
+        </w:rPr>
+      </w:pPr>
+      <w:r>
+        <w:rPr>
+          <w:rtl w:val="0"/>
+        </w:rPr>
+      </w:r>
+    </w:p>
+    <w:p>
+      <w:pPr>
+        <w:pageBreakBefore w:val="0"/>
+        <w:rPr>
+          <w:rFonts w:ascii="Courier New" w:cs="Courier New" w:eastAsia="Courier New" w:hAnsi="Courier New"/>
+        </w:rPr>
+      </w:pPr>
+      <w:r>
+        <w:rPr>
+          <w:rtl w:val="0"/>
+        </w:rPr>
+      </w:r>
+    </w:p>
+    <w:p>
+      <w:pPr>
+        <w:pageBreakBefore w:val="0"/>
         <w:rPr>
           <w:rFonts w:ascii="Courier New" w:cs="Courier New" w:eastAsia="Courier New" w:hAnsi="Courier New"/>
         </w:rPr>
@@ -1204,6 +1293,7 @@
     </w:p>
     <w:p>
       <w:pPr>
+        <w:pageBreakBefore w:val="0"/>
         <w:rPr>
           <w:rFonts w:ascii="Courier New" w:cs="Courier New" w:eastAsia="Courier New" w:hAnsi="Courier New"/>
         </w:rPr>
@@ -1218,6 +1308,7 @@
     </w:p>
     <w:p>
       <w:pPr>
+        <w:pageBreakBefore w:val="0"/>
         <w:rPr>
           <w:rFonts w:ascii="Courier New" w:cs="Courier New" w:eastAsia="Courier New" w:hAnsi="Courier New"/>
         </w:rPr>
@@ -1232,6 +1323,7 @@
     </w:p>
     <w:p>
       <w:pPr>
+        <w:pageBreakBefore w:val="0"/>
         <w:rPr>
           <w:rFonts w:ascii="Courier New" w:cs="Courier New" w:eastAsia="Courier New" w:hAnsi="Courier New"/>
         </w:rPr>
@@ -1246,6 +1338,7 @@
     </w:p>
     <w:p>
       <w:pPr>
+        <w:pageBreakBefore w:val="0"/>
         <w:rPr>
           <w:rFonts w:ascii="Courier New" w:cs="Courier New" w:eastAsia="Courier New" w:hAnsi="Courier New"/>
         </w:rPr>
@@ -1260,6 +1353,7 @@
     </w:p>
     <w:p>
       <w:pPr>
+        <w:pageBreakBefore w:val="0"/>
         <w:rPr>
           <w:rFonts w:ascii="Courier New" w:cs="Courier New" w:eastAsia="Courier New" w:hAnsi="Courier New"/>
         </w:rPr>
@@ -1274,6 +1368,7 @@
     </w:p>
     <w:p>
       <w:pPr>
+        <w:pageBreakBefore w:val="0"/>
         <w:rPr>
           <w:rFonts w:ascii="Courier New" w:cs="Courier New" w:eastAsia="Courier New" w:hAnsi="Courier New"/>
         </w:rPr>
@@ -1288,6 +1383,7 @@
     </w:p>
     <w:p>
       <w:pPr>
+        <w:pageBreakBefore w:val="0"/>
         <w:rPr>
           <w:rFonts w:ascii="Courier New" w:cs="Courier New" w:eastAsia="Courier New" w:hAnsi="Courier New"/>
         </w:rPr>
@@ -1302,6 +1398,7 @@
     </w:p>
     <w:p>
       <w:pPr>
+        <w:pageBreakBefore w:val="0"/>
         <w:rPr>
           <w:rFonts w:ascii="Courier New" w:cs="Courier New" w:eastAsia="Courier New" w:hAnsi="Courier New"/>
         </w:rPr>
@@ -1316,6 +1413,7 @@
     </w:p>
     <w:p>
       <w:pPr>
+        <w:pageBreakBefore w:val="0"/>
         <w:rPr>
           <w:rFonts w:ascii="Courier New" w:cs="Courier New" w:eastAsia="Courier New" w:hAnsi="Courier New"/>
         </w:rPr>
@@ -1330,6 +1428,7 @@
     </w:p>
     <w:p>
       <w:pPr>
+        <w:pageBreakBefore w:val="0"/>
         <w:rPr>
           <w:rFonts w:ascii="Courier New" w:cs="Courier New" w:eastAsia="Courier New" w:hAnsi="Courier New"/>
         </w:rPr>
@@ -1344,6 +1443,7 @@
     </w:p>
     <w:p>
       <w:pPr>
+        <w:pageBreakBefore w:val="0"/>
         <w:rPr>
           <w:rFonts w:ascii="Courier New" w:cs="Courier New" w:eastAsia="Courier New" w:hAnsi="Courier New"/>
         </w:rPr>
@@ -1358,6 +1458,7 @@
     </w:p>
     <w:p>
       <w:pPr>
+        <w:pageBreakBefore w:val="0"/>
         <w:rPr>
           <w:rFonts w:ascii="Courier New" w:cs="Courier New" w:eastAsia="Courier New" w:hAnsi="Courier New"/>
         </w:rPr>
@@ -1372,6 +1473,7 @@
     </w:p>
     <w:p>
       <w:pPr>
+        <w:pageBreakBefore w:val="0"/>
         <w:rPr>
           <w:rFonts w:ascii="Courier New" w:cs="Courier New" w:eastAsia="Courier New" w:hAnsi="Courier New"/>
         </w:rPr>
@@ -1386,6 +1488,7 @@
     </w:p>
     <w:p>
       <w:pPr>
+        <w:pageBreakBefore w:val="0"/>
         <w:rPr>
           <w:rFonts w:ascii="Courier New" w:cs="Courier New" w:eastAsia="Courier New" w:hAnsi="Courier New"/>
         </w:rPr>
@@ -1400,42 +1503,46 @@
     </w:p>
     <w:p>
       <w:pPr>
-        <w:rPr>
-          <w:rFonts w:ascii="Courier New" w:cs="Courier New" w:eastAsia="Courier New" w:hAnsi="Courier New"/>
-        </w:rPr>
-      </w:pPr>
-      <w:r>
-        <w:rPr>
-          <w:rtl w:val="0"/>
-        </w:rPr>
-      </w:r>
-    </w:p>
-    <w:p>
-      <w:pPr>
-        <w:rPr>
-          <w:rFonts w:ascii="Courier New" w:cs="Courier New" w:eastAsia="Courier New" w:hAnsi="Courier New"/>
-        </w:rPr>
-      </w:pPr>
-      <w:r>
-        <w:rPr>
-          <w:rtl w:val="0"/>
-        </w:rPr>
-      </w:r>
-    </w:p>
-    <w:p>
-      <w:pPr>
-        <w:rPr>
-          <w:rFonts w:ascii="Courier New" w:cs="Courier New" w:eastAsia="Courier New" w:hAnsi="Courier New"/>
-        </w:rPr>
-      </w:pPr>
-      <w:r>
-        <w:rPr>
-          <w:rtl w:val="0"/>
-        </w:rPr>
-      </w:r>
-    </w:p>
-    <w:p>
-      <w:pPr>
+        <w:pageBreakBefore w:val="0"/>
+        <w:rPr>
+          <w:rFonts w:ascii="Courier New" w:cs="Courier New" w:eastAsia="Courier New" w:hAnsi="Courier New"/>
+        </w:rPr>
+      </w:pPr>
+      <w:r>
+        <w:rPr>
+          <w:rtl w:val="0"/>
+        </w:rPr>
+      </w:r>
+    </w:p>
+    <w:p>
+      <w:pPr>
+        <w:pageBreakBefore w:val="0"/>
+        <w:rPr>
+          <w:rFonts w:ascii="Courier New" w:cs="Courier New" w:eastAsia="Courier New" w:hAnsi="Courier New"/>
+        </w:rPr>
+      </w:pPr>
+      <w:r>
+        <w:rPr>
+          <w:rtl w:val="0"/>
+        </w:rPr>
+      </w:r>
+    </w:p>
+    <w:p>
+      <w:pPr>
+        <w:pageBreakBefore w:val="0"/>
+        <w:rPr>
+          <w:rFonts w:ascii="Courier New" w:cs="Courier New" w:eastAsia="Courier New" w:hAnsi="Courier New"/>
+        </w:rPr>
+      </w:pPr>
+      <w:r>
+        <w:rPr>
+          <w:rtl w:val="0"/>
+        </w:rPr>
+      </w:r>
+    </w:p>
+    <w:p>
+      <w:pPr>
+        <w:pageBreakBefore w:val="0"/>
         <w:rPr>
           <w:rFonts w:ascii="Courier New" w:cs="Courier New" w:eastAsia="Courier New" w:hAnsi="Courier New"/>
         </w:rPr>
@@ -1450,6 +1557,7 @@
     </w:p>
     <w:p>
       <w:pPr>
+        <w:pageBreakBefore w:val="0"/>
         <w:rPr>
           <w:rFonts w:ascii="Courier New" w:cs="Courier New" w:eastAsia="Courier New" w:hAnsi="Courier New"/>
         </w:rPr>
@@ -1464,18 +1572,20 @@
     </w:p>
     <w:p>
       <w:pPr>
-        <w:rPr>
-          <w:rFonts w:ascii="Courier New" w:cs="Courier New" w:eastAsia="Courier New" w:hAnsi="Courier New"/>
-        </w:rPr>
-      </w:pPr>
-      <w:r>
-        <w:rPr>
-          <w:rtl w:val="0"/>
-        </w:rPr>
-      </w:r>
-    </w:p>
-    <w:p>
-      <w:pPr>
+        <w:pageBreakBefore w:val="0"/>
+        <w:rPr>
+          <w:rFonts w:ascii="Courier New" w:cs="Courier New" w:eastAsia="Courier New" w:hAnsi="Courier New"/>
+        </w:rPr>
+      </w:pPr>
+      <w:r>
+        <w:rPr>
+          <w:rtl w:val="0"/>
+        </w:rPr>
+      </w:r>
+    </w:p>
+    <w:p>
+      <w:pPr>
+        <w:pageBreakBefore w:val="0"/>
         <w:rPr>
           <w:rFonts w:ascii="Courier New" w:cs="Courier New" w:eastAsia="Courier New" w:hAnsi="Courier New"/>
         </w:rPr>
@@ -1490,6 +1600,7 @@
     </w:p>
     <w:p>
       <w:pPr>
+        <w:pageBreakBefore w:val="0"/>
         <w:rPr>
           <w:rFonts w:ascii="Courier New" w:cs="Courier New" w:eastAsia="Courier New" w:hAnsi="Courier New"/>
         </w:rPr>
@@ -1504,6 +1615,7 @@
     </w:p>
     <w:p>
       <w:pPr>
+        <w:pageBreakBefore w:val="0"/>
         <w:rPr>
           <w:rFonts w:ascii="Courier New" w:cs="Courier New" w:eastAsia="Courier New" w:hAnsi="Courier New"/>
         </w:rPr>
@@ -1518,6 +1630,7 @@
     </w:p>
     <w:p>
       <w:pPr>
+        <w:pageBreakBefore w:val="0"/>
         <w:rPr>
           <w:rFonts w:ascii="Courier New" w:cs="Courier New" w:eastAsia="Courier New" w:hAnsi="Courier New"/>
         </w:rPr>
@@ -1532,6 +1645,7 @@
     </w:p>
     <w:p>
       <w:pPr>
+        <w:pageBreakBefore w:val="0"/>
         <w:rPr>
           <w:rFonts w:ascii="Courier New" w:cs="Courier New" w:eastAsia="Courier New" w:hAnsi="Courier New"/>
         </w:rPr>
@@ -1546,6 +1660,7 @@
     </w:p>
     <w:p>
       <w:pPr>
+        <w:pageBreakBefore w:val="0"/>
         <w:rPr>
           <w:rFonts w:ascii="Courier New" w:cs="Courier New" w:eastAsia="Courier New" w:hAnsi="Courier New"/>
         </w:rPr>
@@ -1560,6 +1675,7 @@
     </w:p>
     <w:p>
       <w:pPr>
+        <w:pageBreakBefore w:val="0"/>
         <w:rPr>
           <w:rFonts w:ascii="Courier New" w:cs="Courier New" w:eastAsia="Courier New" w:hAnsi="Courier New"/>
         </w:rPr>
@@ -1574,6 +1690,7 @@
     </w:p>
     <w:p>
       <w:pPr>
+        <w:pageBreakBefore w:val="0"/>
         <w:rPr>
           <w:rFonts w:ascii="Courier New" w:cs="Courier New" w:eastAsia="Courier New" w:hAnsi="Courier New"/>
         </w:rPr>
@@ -1588,6 +1705,7 @@
     </w:p>
     <w:p>
       <w:pPr>
+        <w:pageBreakBefore w:val="0"/>
         <w:rPr>
           <w:rFonts w:ascii="Courier New" w:cs="Courier New" w:eastAsia="Courier New" w:hAnsi="Courier New"/>
         </w:rPr>
@@ -1602,6 +1720,7 @@
     </w:p>
     <w:p>
       <w:pPr>
+        <w:pageBreakBefore w:val="0"/>
         <w:rPr>
           <w:rFonts w:ascii="Courier New" w:cs="Courier New" w:eastAsia="Courier New" w:hAnsi="Courier New"/>
         </w:rPr>
@@ -1616,6 +1735,7 @@
     </w:p>
     <w:p>
       <w:pPr>
+        <w:pageBreakBefore w:val="0"/>
         <w:rPr>
           <w:rFonts w:ascii="Courier New" w:cs="Courier New" w:eastAsia="Courier New" w:hAnsi="Courier New"/>
         </w:rPr>
@@ -1630,6 +1750,7 @@
     </w:p>
     <w:p>
       <w:pPr>
+        <w:pageBreakBefore w:val="0"/>
         <w:rPr>
           <w:rFonts w:ascii="Courier New" w:cs="Courier New" w:eastAsia="Courier New" w:hAnsi="Courier New"/>
         </w:rPr>
@@ -1644,6 +1765,7 @@
     </w:p>
     <w:p>
       <w:pPr>
+        <w:pageBreakBefore w:val="0"/>
         <w:rPr>
           <w:rFonts w:ascii="Courier New" w:cs="Courier New" w:eastAsia="Courier New" w:hAnsi="Courier New"/>
         </w:rPr>
@@ -1658,6 +1780,7 @@
     </w:p>
     <w:p>
       <w:pPr>
+        <w:pageBreakBefore w:val="0"/>
         <w:rPr>
           <w:rFonts w:ascii="Courier New" w:cs="Courier New" w:eastAsia="Courier New" w:hAnsi="Courier New"/>
         </w:rPr>
@@ -1672,6 +1795,7 @@
     </w:p>
     <w:p>
       <w:pPr>
+        <w:pageBreakBefore w:val="0"/>
         <w:rPr>
           <w:rFonts w:ascii="Courier New" w:cs="Courier New" w:eastAsia="Courier New" w:hAnsi="Courier New"/>
         </w:rPr>
@@ -1686,30 +1810,33 @@
     </w:p>
     <w:p>
       <w:pPr>
-        <w:rPr>
-          <w:rFonts w:ascii="Courier New" w:cs="Courier New" w:eastAsia="Courier New" w:hAnsi="Courier New"/>
-        </w:rPr>
-      </w:pPr>
-      <w:r>
-        <w:rPr>
-          <w:rtl w:val="0"/>
-        </w:rPr>
-      </w:r>
-    </w:p>
-    <w:p>
-      <w:pPr>
-        <w:rPr>
-          <w:rFonts w:ascii="Courier New" w:cs="Courier New" w:eastAsia="Courier New" w:hAnsi="Courier New"/>
-        </w:rPr>
-      </w:pPr>
-      <w:r>
-        <w:rPr>
-          <w:rtl w:val="0"/>
-        </w:rPr>
-      </w:r>
-    </w:p>
-    <w:p>
-      <w:pPr>
+        <w:pageBreakBefore w:val="0"/>
+        <w:rPr>
+          <w:rFonts w:ascii="Courier New" w:cs="Courier New" w:eastAsia="Courier New" w:hAnsi="Courier New"/>
+        </w:rPr>
+      </w:pPr>
+      <w:r>
+        <w:rPr>
+          <w:rtl w:val="0"/>
+        </w:rPr>
+      </w:r>
+    </w:p>
+    <w:p>
+      <w:pPr>
+        <w:pageBreakBefore w:val="0"/>
+        <w:rPr>
+          <w:rFonts w:ascii="Courier New" w:cs="Courier New" w:eastAsia="Courier New" w:hAnsi="Courier New"/>
+        </w:rPr>
+      </w:pPr>
+      <w:r>
+        <w:rPr>
+          <w:rtl w:val="0"/>
+        </w:rPr>
+      </w:r>
+    </w:p>
+    <w:p>
+      <w:pPr>
+        <w:pageBreakBefore w:val="0"/>
         <w:rPr>
           <w:rFonts w:ascii="Courier New" w:cs="Courier New" w:eastAsia="Courier New" w:hAnsi="Courier New"/>
         </w:rPr>
@@ -1730,11 +1857,11 @@
 </file>
 
 <file path=word/numbering.xml><?xml version="1.0" encoding="utf-8"?>
-<w:numbering xmlns:mc="http://schemas.openxmlformats.org/markup-compatibility/2006" xmlns:o="urn:schemas-microsoft-com:office:office" xmlns:r="http://schemas.openxmlformats.org/officeDocument/2006/relationships" xmlns:m="http://schemas.openxmlformats.org/officeDocument/2006/math" xmlns:v="urn:schemas-microsoft-com:vml" xmlns:wp="http://schemas.openxmlformats.org/drawingml/2006/wordprocessingDrawing" xmlns:w10="urn:schemas-microsoft-com:office:word" xmlns:w="http://schemas.openxmlformats.org/wordprocessingml/2006/main" xmlns:wne="http://schemas.microsoft.com/office/word/2006/wordml" xmlns:sl="http://schemas.openxmlformats.org/schemaLibrary/2006/main" xmlns:a="http://schemas.openxmlformats.org/drawingml/2006/main" xmlns:pic="http://schemas.openxmlformats.org/drawingml/2006/picture" xmlns:c="http://schemas.openxmlformats.org/drawingml/2006/chart" xmlns:lc="http://schemas.openxmlformats.org/drawingml/2006/lockedCanvas" xmlns:dgm="http://schemas.openxmlformats.org/drawingml/2006/diagram" xmlns:wps="http://schemas.microsoft.com/office/word/2010/wordprocessingShape" xmlns:wpg="http://schemas.microsoft.com/office/word/2010/wordprocessingGroup" xmlns:w14="http://schemas.microsoft.com/office/word/2010/wordml" xmlns:w15="http://schemas.microsoft.com/office/word/2012/wordml"/>
+<w:numbering xmlns:mc="http://schemas.openxmlformats.org/markup-compatibility/2006" xmlns:o="urn:schemas-microsoft-com:office:office" xmlns:r="http://schemas.openxmlformats.org/officeDocument/2006/relationships" xmlns:m="http://schemas.openxmlformats.org/officeDocument/2006/math" xmlns:v="urn:schemas-microsoft-com:vml" xmlns:wp="http://schemas.openxmlformats.org/drawingml/2006/wordprocessingDrawing" xmlns:w10="urn:schemas-microsoft-com:office:word" xmlns:w="http://schemas.openxmlformats.org/wordprocessingml/2006/main" xmlns:wne="http://schemas.microsoft.com/office/word/2006/wordml" xmlns:sl="http://schemas.openxmlformats.org/schemaLibrary/2006/main" xmlns:a="http://schemas.openxmlformats.org/drawingml/2006/main" xmlns:pic="http://schemas.openxmlformats.org/drawingml/2006/picture" xmlns:c="http://schemas.openxmlformats.org/drawingml/2006/chart" xmlns:lc="http://schemas.openxmlformats.org/drawingml/2006/lockedCanvas" xmlns:dgm="http://schemas.openxmlformats.org/drawingml/2006/diagram" xmlns:wps="http://schemas.microsoft.com/office/word/2010/wordprocessingShape" xmlns:wpg="http://schemas.microsoft.com/office/word/2010/wordprocessingGroup" xmlns:w14="http://schemas.microsoft.com/office/word/2010/wordml" xmlns:w15="http://schemas.microsoft.com/office/word/2012/wordml" xmlns:w16="http://schemas.microsoft.com/office/word/2018/wordml" xmlns:w16cex="http://schemas.microsoft.com/office/word/2018/wordml/cex" xmlns:w16cid="http://schemas.microsoft.com/office/word/2016/wordml/cid" xmlns="http://schemas.microsoft.com/office/tasks/2019/documenttasks" xmlns:cr="http://schemas.microsoft.com/office/comments/2020/reactions"/>
 </file>
 
 <file path=word/styles.xml><?xml version="1.0" encoding="utf-8"?>
-<w:styles xmlns:mc="http://schemas.openxmlformats.org/markup-compatibility/2006" xmlns:o="urn:schemas-microsoft-com:office:office" xmlns:r="http://schemas.openxmlformats.org/officeDocument/2006/relationships" xmlns:m="http://schemas.openxmlformats.org/officeDocument/2006/math" xmlns:v="urn:schemas-microsoft-com:vml" xmlns:wp="http://schemas.openxmlformats.org/drawingml/2006/wordprocessingDrawing" xmlns:w10="urn:schemas-microsoft-com:office:word" xmlns:w="http://schemas.openxmlformats.org/wordprocessingml/2006/main" xmlns:wne="http://schemas.microsoft.com/office/word/2006/wordml" xmlns:sl="http://schemas.openxmlformats.org/schemaLibrary/2006/main" xmlns:a="http://schemas.openxmlformats.org/drawingml/2006/main" xmlns:pic="http://schemas.openxmlformats.org/drawingml/2006/picture" xmlns:c="http://schemas.openxmlformats.org/drawingml/2006/chart" xmlns:lc="http://schemas.openxmlformats.org/drawingml/2006/lockedCanvas" xmlns:dgm="http://schemas.openxmlformats.org/drawingml/2006/diagram" xmlns:wps="http://schemas.microsoft.com/office/word/2010/wordprocessingShape" xmlns:wpg="http://schemas.microsoft.com/office/word/2010/wordprocessingGroup" xmlns:w14="http://schemas.microsoft.com/office/word/2010/wordml" xmlns:w15="http://schemas.microsoft.com/office/word/2012/wordml">
+<w:styles xmlns:mc="http://schemas.openxmlformats.org/markup-compatibility/2006" xmlns:o="urn:schemas-microsoft-com:office:office" xmlns:r="http://schemas.openxmlformats.org/officeDocument/2006/relationships" xmlns:m="http://schemas.openxmlformats.org/officeDocument/2006/math" xmlns:v="urn:schemas-microsoft-com:vml" xmlns:wp="http://schemas.openxmlformats.org/drawingml/2006/wordprocessingDrawing" xmlns:w10="urn:schemas-microsoft-com:office:word" xmlns:w="http://schemas.openxmlformats.org/wordprocessingml/2006/main" xmlns:wne="http://schemas.microsoft.com/office/word/2006/wordml" xmlns:sl="http://schemas.openxmlformats.org/schemaLibrary/2006/main" xmlns:a="http://schemas.openxmlformats.org/drawingml/2006/main" xmlns:pic="http://schemas.openxmlformats.org/drawingml/2006/picture" xmlns:c="http://schemas.openxmlformats.org/drawingml/2006/chart" xmlns:lc="http://schemas.openxmlformats.org/drawingml/2006/lockedCanvas" xmlns:dgm="http://schemas.openxmlformats.org/drawingml/2006/diagram" xmlns:wps="http://schemas.microsoft.com/office/word/2010/wordprocessingShape" xmlns:wpg="http://schemas.microsoft.com/office/word/2010/wordprocessingGroup" xmlns:w14="http://schemas.microsoft.com/office/word/2010/wordml" xmlns:w15="http://schemas.microsoft.com/office/word/2012/wordml" xmlns:w16="http://schemas.microsoft.com/office/word/2018/wordml" xmlns:w16cex="http://schemas.microsoft.com/office/word/2018/wordml/cex" xmlns:w16cid="http://schemas.microsoft.com/office/word/2016/wordml/cid" xmlns="http://schemas.microsoft.com/office/tasks/2019/documenttasks" xmlns:cr="http://schemas.microsoft.com/office/comments/2020/reactions">
   <w:docDefaults>
     <w:rPrDefault>
       <w:rPr>
@@ -1750,11 +1877,19 @@
       </w:pPr>
     </w:pPrDefault>
   </w:docDefaults>
+  <w:style w:type="table" w:styleId="TableNormal" w:default="1">
+    <w:name w:val="TableNormal"/>
+    <w:tblPr>
+      <w:tblCellMar>
+        <w:top w:w="100.0" w:type="dxa"/>
+        <w:left w:w="100.0" w:type="dxa"/>
+        <w:bottom w:w="100.0" w:type="dxa"/>
+        <w:right w:w="100.0" w:type="dxa"/>
+      </w:tblCellMar>
+    </w:tblPr>
+  </w:style>
   <w:style w:type="paragraph" w:styleId="Normal" w:default="1">
     <w:name w:val="normal"/>
-  </w:style>
-  <w:style w:type="table" w:styleId="TableNormal" w:default="1">
-    <w:name w:val="Table Normal"/>
   </w:style>
   <w:style w:type="paragraph" w:styleId="Heading1">
     <w:name w:val="heading 1"/>
@@ -1763,6 +1898,7 @@
     <w:pPr>
       <w:keepNext w:val="1"/>
       <w:keepLines w:val="1"/>
+      <w:pageBreakBefore w:val="0"/>
       <w:spacing w:after="120" w:before="400" w:lineRule="auto"/>
     </w:pPr>
     <w:rPr>
@@ -1777,10 +1913,12 @@
     <w:pPr>
       <w:keepNext w:val="1"/>
       <w:keepLines w:val="1"/>
+      <w:pageBreakBefore w:val="0"/>
       <w:spacing w:after="120" w:before="360" w:lineRule="auto"/>
     </w:pPr>
     <w:rPr>
       <w:b w:val="0"/>
+      <w:bCs w:val="0"/>
       <w:sz w:val="32"/>
       <w:szCs w:val="32"/>
     </w:rPr>
@@ -1792,10 +1930,12 @@
     <w:pPr>
       <w:keepNext w:val="1"/>
       <w:keepLines w:val="1"/>
+      <w:pageBreakBefore w:val="0"/>
       <w:spacing w:after="80" w:before="320" w:lineRule="auto"/>
     </w:pPr>
     <w:rPr>
       <w:b w:val="0"/>
+      <w:bCs w:val="0"/>
       <w:color w:val="434343"/>
       <w:sz w:val="28"/>
       <w:szCs w:val="28"/>
@@ -1808,6 +1948,7 @@
     <w:pPr>
       <w:keepNext w:val="1"/>
       <w:keepLines w:val="1"/>
+      <w:pageBreakBefore w:val="0"/>
       <w:spacing w:after="80" w:before="280" w:lineRule="auto"/>
     </w:pPr>
     <w:rPr>
@@ -1823,6 +1964,7 @@
     <w:pPr>
       <w:keepNext w:val="1"/>
       <w:keepLines w:val="1"/>
+      <w:pageBreakBefore w:val="0"/>
       <w:spacing w:after="80" w:before="240" w:lineRule="auto"/>
     </w:pPr>
     <w:rPr>
@@ -1838,10 +1980,12 @@
     <w:pPr>
       <w:keepNext w:val="1"/>
       <w:keepLines w:val="1"/>
+      <w:pageBreakBefore w:val="0"/>
       <w:spacing w:after="80" w:before="240" w:lineRule="auto"/>
     </w:pPr>
     <w:rPr>
       <w:i w:val="1"/>
+      <w:iCs w:val="1"/>
       <w:color w:val="666666"/>
       <w:sz w:val="22"/>
       <w:szCs w:val="22"/>
@@ -1854,6 +1998,7 @@
     <w:pPr>
       <w:keepNext w:val="1"/>
       <w:keepLines w:val="1"/>
+      <w:pageBreakBefore w:val="0"/>
       <w:spacing w:after="60" w:before="0" w:lineRule="auto"/>
     </w:pPr>
     <w:rPr>
@@ -1868,11 +2013,13 @@
     <w:pPr>
       <w:keepNext w:val="1"/>
       <w:keepLines w:val="1"/>
+      <w:pageBreakBefore w:val="0"/>
       <w:spacing w:after="320" w:before="0" w:lineRule="auto"/>
     </w:pPr>
     <w:rPr>
       <w:rFonts w:ascii="Arial" w:cs="Arial" w:eastAsia="Arial" w:hAnsi="Arial"/>
       <w:i w:val="0"/>
+      <w:iCs w:val="0"/>
       <w:color w:val="666666"/>
       <w:sz w:val="30"/>
       <w:szCs w:val="30"/>
